--- a/docs/FormFix_Technical_Documentation.docx
+++ b/docs/FormFix_Technical_Documentation.docx
@@ -313,7 +313,7 @@
           <w:sz w:val="21"/>
           <w:szCs w:val="21"/>
         </w:rPr>
-        <w:t xml:space="preserve"> - no user study or labelled-video evaluation yet, so no accuracy claim.</w:t>
+        <w:t xml:space="preserve"> - no user study, and the labelled-video evaluation is too small to support an accuracy claim.</w:t>
       </w:r>
     </w:p>
     <w:p>
@@ -665,7 +665,7 @@
                 <w:sz w:val="19"/>
                 <w:szCs w:val="19"/>
               </w:rPr>
-              <w:t xml:space="preserve">Runs the test suite (600+ tests).</w:t>
+              <w:t xml:space="preserve">Runs the test suite (700+ tests).</w:t>
             </w:r>
           </w:p>
         </w:tc>
@@ -2809,7 +2809,7 @@
                 <w:sz w:val="17"/>
                 <w:szCs w:val="17"/>
               </w:rPr>
-              <w:t xml:space="preserve">smoothing.py</w:t>
+              <w:t xml:space="preserve">stabilise.py, smoothing.py</w:t>
             </w:r>
           </w:p>
         </w:tc>
@@ -2837,7 +2837,7 @@
                 <w:sz w:val="19"/>
                 <w:szCs w:val="19"/>
               </w:rPr>
-              <w:t xml:space="preserve">Fill gaps up to 5 frames, EMA smoothing (resets after a gap).</w:t>
+              <w:t xml:space="preserve">Drop landmark positions that can't be real movement, fill gaps up to 5 frames, EMA smoothing (resets after a gap).</w:t>
             </w:r>
           </w:p>
         </w:tc>
@@ -3587,7 +3587,7 @@
           <w:sz w:val="21"/>
           <w:szCs w:val="21"/>
         </w:rPr>
-        <w:t xml:space="preserve">Only the joints each exercise uses are drawn (legs for the squat, upper body for the pulldown and press).</w:t>
+        <w:t xml:space="preserve">The whole skeleton is drawn, with the side away from the camera fainter.</w:t>
       </w:r>
     </w:p>
     <w:p>
@@ -3606,7 +3606,7 @@
           <w:sz w:val="21"/>
           <w:szCs w:val="21"/>
         </w:rPr>
-        <w:t xml:space="preserve">The drawn skeleton has its own 2 Hz Butterworth smoothing, separate from the analysis, plus hysteresis so joints don't flicker.</w:t>
+        <w:t xml:space="preserve">The drawn skeleton has its own smoothing, separate from the analysis: a running median, then a zero-phase Butterworth at 3 Hz, plus hysteresis so joints don't flicker.</w:t>
       </w:r>
     </w:p>
     <w:p>
@@ -3625,7 +3625,7 @@
           <w:sz w:val="21"/>
           <w:szCs w:val="21"/>
         </w:rPr>
-        <w:t xml:space="preserve">A far-side limb hidden for most of the clip isn't drawn at all. Joints a finding came from are ringed while it's shown.</w:t>
+        <w:t xml:space="preserve">A far-side limb that is behind the body for most of the clip is drawn fainter still, rather than hidden. One style throughout: nothing changes colour when a rep is flagged.</w:t>
       </w:r>
     </w:p>
     <w:p>
@@ -5275,7 +5275,7 @@
           <w:sz w:val="21"/>
           <w:szCs w:val="21"/>
         </w:rPr>
-        <w:t xml:space="preserve">Over 600 tests cover geometry, smoothing, filters (against known maths), landmarks, rep counting, every rule, camera gating, reliability, uncertainty, person selection, occlusion, trimming, the exercise check, the UI mapping and full end-to-end runs. Each exercise has a synthetic video generator, and every suite has </w:t>
+        <w:t xml:space="preserve">Over 700 tests cover geometry, smoothing, filters (against known maths), landmarks, rep counting, every rule, camera gating, reliability, uncertainty, person selection, occlusion, trimming, the exercise check, the UI mapping and full end-to-end runs. Each exercise has a synthetic video generator, and every suite has </w:t>
       </w:r>
       <w:r>
         <w:rPr>
@@ -5318,7 +5318,7 @@
           <w:sz w:val="21"/>
           <w:szCs w:val="21"/>
         </w:rPr>
-        <w:t xml:space="preserve"> runs FormFix over labelled videos and writes a per-rule TP / FP / FN / TN / not-assessed table. The labelled videos haven't been recorded yet (see </w:t>
+        <w:t xml:space="preserve"> runs FormFix over labelled videos and writes a per-rule TP / FP / FN / TN / not-assessed table. Fourteen labelled videos were recorded and run in September 2026 - 3 true positives, 2 false positives, 2 false negatives, 35 true negatives, 4 not assessed and 1 recording refused - and written up in docs/evaluation_results.md (see </w:t>
       </w:r>
       <w:r>
         <w:rPr>
@@ -5662,7 +5662,7 @@
           <w:sz w:val="21"/>
           <w:szCs w:val="21"/>
         </w:rPr>
-        <w:t xml:space="preserve">No user study and no labelled-video evaluation.</w:t>
+        <w:t xml:space="preserve">No user study. The labelled-video evaluation is done, but fourteen clips of one person support no accuracy figure.</w:t>
       </w:r>
     </w:p>
     <w:p>
